--- a/CIS 106 Session 2 Assignment - Basic Input Output.docx
+++ b/CIS 106 Session 2 Assignment - Basic Input Output.docx
@@ -51,6 +51,51 @@
         </w:rPr>
         <w:t xml:space="preserve"> – Basic Input Output</w:t>
       </w:r>
+    </w:p>
+    <w:p>
+      <w:pPr>
+        <w:rPr>
+          <w:b/>
+          <w:bCs/>
+        </w:rPr>
+      </w:pPr>
+      <w:r>
+        <w:rPr>
+          <w:b/>
+          <w:bCs/>
+        </w:rPr>
+        <w:t xml:space="preserve">Alisher Moldoshev - </w:t>
+      </w:r>
+      <w:r>
+        <w:rPr>
+          <w:b/>
+          <w:bCs/>
+        </w:rPr>
+        <w:t>01/07/26</w:t>
+      </w:r>
+    </w:p>
+    <w:p>
+      <w:pPr>
+        <w:rPr>
+          <w:b/>
+          <w:bCs/>
+        </w:rPr>
+      </w:pPr>
+      <w:r>
+        <w:rPr>
+          <w:b/>
+          <w:bCs/>
+        </w:rPr>
+        <w:t>Updated(added name)</w:t>
+      </w:r>
+    </w:p>
+    <w:p>
+      <w:pPr>
+        <w:rPr>
+          <w:b/>
+          <w:bCs/>
+        </w:rPr>
+      </w:pPr>
     </w:p>
     <w:p>
       <w:r>
@@ -177,75 +222,65 @@
             <w:tcW w:w="3116" w:type="dxa"/>
           </w:tcPr>
           <w:p>
+            <w:r>
+              <w:t>quantity</w:t>
+            </w:r>
+          </w:p>
+        </w:tc>
+        <w:tc>
+          <w:tcPr>
+            <w:tcW w:w="3117" w:type="dxa"/>
+          </w:tcPr>
+          <w:p>
             <w:proofErr w:type="spellStart"/>
             <w:r>
-              <w:t>Qqty</w:t>
+              <w:t>extendedPrice</w:t>
             </w:r>
             <w:proofErr w:type="spellEnd"/>
             <w:r>
+              <w:t xml:space="preserve"> = </w:t>
+            </w:r>
+            <w:r>
+              <w:t>quantity</w:t>
+            </w:r>
+            <w:r>
               <w:t xml:space="preserve"> </w:t>
             </w:r>
-          </w:p>
-        </w:tc>
-        <w:tc>
-          <w:tcPr>
-            <w:tcW w:w="3117" w:type="dxa"/>
-          </w:tcPr>
-          <w:p>
+            <w:r>
+              <w:t>*</w:t>
+            </w:r>
+            <w:r>
+              <w:t xml:space="preserve"> </w:t>
+            </w:r>
             <w:proofErr w:type="spellStart"/>
             <w:r>
-              <w:t>extended</w:t>
-            </w:r>
-            <w:r>
-              <w:t>P</w:t>
-            </w:r>
-            <w:r>
-              <w:t>rice</w:t>
+              <w:t>priceperunit</w:t>
             </w:r>
             <w:proofErr w:type="spellEnd"/>
-            <w:r>
-              <w:t xml:space="preserve"> </w:t>
-            </w:r>
-            <w:r>
-              <w:t xml:space="preserve">= </w:t>
-            </w:r>
+          </w:p>
+        </w:tc>
+        <w:tc>
+          <w:tcPr>
+            <w:tcW w:w="3117" w:type="dxa"/>
+          </w:tcPr>
+          <w:p>
             <w:proofErr w:type="spellStart"/>
             <w:r>
-              <w:t>qqty</w:t>
+              <w:t>extendedPrice</w:t>
             </w:r>
             <w:proofErr w:type="spellEnd"/>
-            <w:r>
-              <w:t>*</w:t>
-            </w:r>
+          </w:p>
+        </w:tc>
+      </w:tr>
+      <w:tr>
+        <w:tc>
+          <w:tcPr>
+            <w:tcW w:w="3116" w:type="dxa"/>
+          </w:tcPr>
+          <w:p>
             <w:proofErr w:type="spellStart"/>
             <w:r>
-              <w:t>ppu</w:t>
-            </w:r>
-            <w:proofErr w:type="spellEnd"/>
-          </w:p>
-        </w:tc>
-        <w:tc>
-          <w:tcPr>
-            <w:tcW w:w="3117" w:type="dxa"/>
-          </w:tcPr>
-          <w:p>
-            <w:proofErr w:type="spellStart"/>
-            <w:r>
-              <w:t>extendedPrice</w:t>
-            </w:r>
-            <w:proofErr w:type="spellEnd"/>
-          </w:p>
-        </w:tc>
-      </w:tr>
-      <w:tr>
-        <w:tc>
-          <w:tcPr>
-            <w:tcW w:w="3116" w:type="dxa"/>
-          </w:tcPr>
-          <w:p>
-            <w:proofErr w:type="spellStart"/>
-            <w:r>
-              <w:t>ppu</w:t>
+              <w:t>priceperunit</w:t>
             </w:r>
             <w:proofErr w:type="spellEnd"/>
           </w:p>
@@ -618,44 +653,17 @@
           </w:tcPr>
           <w:p>
             <w:r>
-              <w:t>C</w:t>
-            </w:r>
-            <w:r>
-              <w:t>ircumference</w:t>
-            </w:r>
-            <w:r>
-              <w:t>=</w:t>
-            </w:r>
-            <w:r>
-              <w:t>2</w:t>
-            </w:r>
-            <w:r>
-              <w:t>*</w:t>
-            </w:r>
-            <w:r>
-              <w:t>length + 2</w:t>
-            </w:r>
-            <w:r>
-              <w:t>*</w:t>
-            </w:r>
-            <w:r>
-              <w:t>width).</w:t>
-            </w:r>
-          </w:p>
-        </w:tc>
-        <w:tc>
-          <w:tcPr>
-            <w:tcW w:w="3117" w:type="dxa"/>
-          </w:tcPr>
-          <w:p>
-            <w:r>
-              <w:t>Circumference</w:t>
-            </w:r>
-            <w:r>
-              <w:t xml:space="preserve">, </w:t>
-            </w:r>
-            <w:r>
-              <w:t>Area</w:t>
+              <w:t>Circumference=2*length + 2*width).</w:t>
+            </w:r>
+          </w:p>
+        </w:tc>
+        <w:tc>
+          <w:tcPr>
+            <w:tcW w:w="3117" w:type="dxa"/>
+          </w:tcPr>
+          <w:p>
+            <w:r>
+              <w:t>Circumference, Area</w:t>
             </w:r>
           </w:p>
         </w:tc>
@@ -803,7 +811,6 @@
           </w:tcPr>
           <w:p>
             <w:r>
-              <w:lastRenderedPageBreak/>
               <w:t>LastName</w:t>
             </w:r>
           </w:p>
@@ -1009,8 +1016,13 @@
             </w:r>
             <w:proofErr w:type="spellEnd"/>
             <w:r>
-              <w:t>, discAmount</w:t>
-            </w:r>
+              <w:t xml:space="preserve">, </w:t>
+            </w:r>
+            <w:proofErr w:type="spellStart"/>
+            <w:r>
+              <w:t>discAmount</w:t>
+            </w:r>
+            <w:proofErr w:type="spellEnd"/>
           </w:p>
         </w:tc>
       </w:tr>
